--- a/psychologicalReview/ms/finalDocuments/appealPsychologicalReview.docx
+++ b/psychologicalReview/ms/finalDocuments/appealPsychologicalReview.docx
@@ -94,19 +94,13 @@
         <w:jc w:val="both"/>
       </w:pPr>
       <w:r>
-        <w:t>July</w:t>
-      </w:r>
-      <w:r>
-        <w:t xml:space="preserve"> </w:t>
-      </w:r>
-      <w:r>
-        <w:t>10</w:t>
-      </w:r>
-      <w:r>
-        <w:t>, 202</w:t>
-      </w:r>
-      <w:r>
-        <w:t>6</w:t>
+        <w:t>July 1</w:t>
+      </w:r>
+      <w:r>
+        <w:t>2</w:t>
+      </w:r>
+      <w:r>
+        <w:t>, 2026</w:t>
       </w:r>
     </w:p>
     <w:p>
@@ -655,7 +649,13 @@
         <w:t xml:space="preserve"> and accessibility. For example, I added visualizations of the principal behavioral paradigms and the central theoretical argument, substantially streamlined the Introduction, expanded the discussion of the mechanisms underlying the model's behavior, and revised numerous sections to improve the overall organization of the manuscript.</w:t>
       </w:r>
       <w:r>
-        <w:t xml:space="preserve"> Finally, I’ve included robustness checks in a new Supplementary Materials section to demonstrate that the results reported in the main paper are not specific to any one parameter value.</w:t>
+        <w:t xml:space="preserve"> Finally, I’ve included robustness checks in a new Supplementary Materials section to demonstrate that the results reported in the main paper are not specific to any one parameter value</w:t>
+      </w:r>
+      <w:r>
+        <w:t xml:space="preserve"> but were robust across a range of values</w:t>
+      </w:r>
+      <w:r>
+        <w:t>.</w:t>
       </w:r>
     </w:p>
     <w:p>
@@ -721,7 +721,13 @@
         <w:t xml:space="preserve"> be willing</w:t>
       </w:r>
       <w:r>
-        <w:t xml:space="preserve"> consider this substantially revised manuscript as a new submission to </w:t>
+        <w:t xml:space="preserve"> </w:t>
+      </w:r>
+      <w:r>
+        <w:t xml:space="preserve">to </w:t>
+      </w:r>
+      <w:r>
+        <w:t xml:space="preserve">consider this substantially revised manuscript as a new submission to </w:t>
       </w:r>
       <w:r>
         <w:rPr>
